--- a/src/main/resources/templates/order.docx
+++ b/src/main/resources/templates/order.docx
@@ -23,7 +23,7 @@
           <w:sz w:val="24"/>
           <w:szCs w:val="24"/>
         </w:rPr>
-        <w:t>ЗАКАЗ № [Order ID]</w:t>
+        <w:t>ЗАКАЗ № ${orderId}</w:t>
       </w:r>
       <w:r>
         <w:rPr>
@@ -33,27 +33,15 @@
         </w:rPr>
         <w:t xml:space="preserve"> </w:t>
       </w:r>
-      <w:proofErr w:type="spellStart"/>
-      <w:r>
-        <w:rPr>
-          <w:rFonts w:ascii="Times New Roman" w:eastAsia="Times New Roman" w:hAnsi="Times New Roman" w:cs="Times New Roman"/>
-          <w:b/>
-          <w:bCs/>
-          <w:sz w:val="24"/>
-          <w:szCs w:val="24"/>
-        </w:rPr>
-        <w:t>от</w:t>
-      </w:r>
-      <w:proofErr w:type="spellEnd"/>
-      <w:r>
-        <w:rPr>
-          <w:rFonts w:ascii="Times New Roman" w:eastAsia="Times New Roman" w:hAnsi="Times New Roman" w:cs="Times New Roman"/>
-          <w:b/>
-          <w:bCs/>
-          <w:sz w:val="24"/>
-          <w:szCs w:val="24"/>
-        </w:rPr>
-        <w:t xml:space="preserve"> [Created At]</w:t>
+      <w:r>
+        <w:rPr>
+          <w:rFonts w:ascii="Times New Roman" w:eastAsia="Times New Roman" w:hAnsi="Times New Roman" w:cs="Times New Roman"/>
+          <w:b/>
+          <w:bCs/>
+          <w:sz w:val="24"/>
+          <w:szCs w:val="24"/>
+        </w:rPr>
+        <w:t xml:space="preserve">от ${createdAt}</w:t>
       </w:r>
     </w:p>
     <w:p>
@@ -79,7 +67,6 @@
           <w:szCs w:val="24"/>
         </w:rPr>
       </w:pPr>
-      <w:proofErr w:type="spellStart"/>
       <w:r>
         <w:rPr>
           <w:rFonts w:ascii="Times New Roman" w:eastAsia="Times New Roman" w:hAnsi="Times New Roman" w:cs="Times New Roman"/>
@@ -90,7 +77,6 @@
         </w:rPr>
         <w:t>Покупатель</w:t>
       </w:r>
-      <w:proofErr w:type="spellEnd"/>
       <w:r>
         <w:rPr>
           <w:rFonts w:ascii="Times New Roman" w:eastAsia="Times New Roman" w:hAnsi="Times New Roman" w:cs="Times New Roman"/>
@@ -98,64 +84,14 @@
           <w:szCs w:val="24"/>
         </w:rPr>
         <w:t xml:space="preserve"> </w:t>
-      </w:r>
-      <w:r>
-        <w:rPr>
-          <w:rFonts w:ascii="Times New Roman" w:eastAsia="Times New Roman" w:hAnsi="Times New Roman" w:cs="Times New Roman"/>
-          <w:sz w:val="24"/>
-          <w:szCs w:val="24"/>
-        </w:rPr>
-        <w:tab/>
-      </w:r>
-      <w:r>
-        <w:rPr>
-          <w:rFonts w:ascii="Times New Roman" w:eastAsia="Times New Roman" w:hAnsi="Times New Roman" w:cs="Times New Roman"/>
-          <w:sz w:val="24"/>
-          <w:szCs w:val="24"/>
-        </w:rPr>
-        <w:tab/>
-      </w:r>
-      <w:r>
-        <w:rPr>
-          <w:rFonts w:ascii="Times New Roman" w:eastAsia="Times New Roman" w:hAnsi="Times New Roman" w:cs="Times New Roman"/>
-          <w:sz w:val="24"/>
-          <w:szCs w:val="24"/>
-        </w:rPr>
-        <w:tab/>
-      </w:r>
-      <w:r>
-        <w:rPr>
-          <w:rFonts w:ascii="Times New Roman" w:eastAsia="Times New Roman" w:hAnsi="Times New Roman" w:cs="Times New Roman"/>
-          <w:sz w:val="24"/>
-          <w:szCs w:val="24"/>
-        </w:rPr>
-        <w:tab/>
-      </w:r>
-      <w:r>
-        <w:rPr>
-          <w:rFonts w:ascii="Times New Roman" w:eastAsia="Times New Roman" w:hAnsi="Times New Roman" w:cs="Times New Roman"/>
-          <w:sz w:val="24"/>
-          <w:szCs w:val="24"/>
-        </w:rPr>
-        <w:tab/>
-      </w:r>
-      <w:r>
-        <w:rPr>
-          <w:rFonts w:ascii="Times New Roman" w:eastAsia="Times New Roman" w:hAnsi="Times New Roman" w:cs="Times New Roman"/>
-          <w:sz w:val="24"/>
-          <w:szCs w:val="24"/>
-        </w:rPr>
-        <w:tab/>
-      </w:r>
-      <w:r>
-        <w:rPr>
-          <w:rFonts w:ascii="Times New Roman" w:eastAsia="Times New Roman" w:hAnsi="Times New Roman" w:cs="Times New Roman"/>
-          <w:sz w:val="24"/>
-          <w:szCs w:val="24"/>
-        </w:rPr>
-        <w:tab/>
-      </w:r>
-      <w:proofErr w:type="spellStart"/>
+        <w:tab/>
+        <w:tab/>
+        <w:tab/>
+        <w:tab/>
+        <w:tab/>
+        <w:tab/>
+        <w:tab/>
+      </w:r>
       <w:r>
         <w:rPr>
           <w:rFonts w:ascii="Times New Roman" w:eastAsia="Times New Roman" w:hAnsi="Times New Roman" w:cs="Times New Roman"/>
@@ -166,7 +102,6 @@
         </w:rPr>
         <w:t>Продавец</w:t>
       </w:r>
-      <w:proofErr w:type="spellEnd"/>
     </w:p>
     <w:p>
       <w:pPr>
@@ -186,148 +121,161 @@
           <w:sz w:val="24"/>
           <w:szCs w:val="24"/>
         </w:rPr>
+        <w:t xml:space="preserve"> ФИО: </w:t>
+      </w:r>
+      <w:r>
+        <w:rPr>
+          <w:rFonts w:ascii="Times New Roman" w:eastAsia="Times New Roman" w:hAnsi="Times New Roman" w:cs="Times New Roman"/>
+          <w:b/>
+          <w:bCs/>
+          <w:sz w:val="24"/>
+          <w:szCs w:val="24"/>
+        </w:rPr>
+        <w:t xml:space="preserve">${buyerFullName} </w:t>
+        <w:tab/>
+        <w:tab/>
+        <w:tab/>
+        <w:tab/>
+        <w:tab/>
+      </w:r>
+      <w:r>
+        <w:rPr>
+          <w:rFonts w:ascii="Times New Roman" w:eastAsia="Times New Roman" w:hAnsi="Times New Roman" w:cs="Times New Roman"/>
+          <w:sz w:val="24"/>
+          <w:szCs w:val="24"/>
+        </w:rPr>
+        <w:t xml:space="preserve">ФИО: </w:t>
+      </w:r>
+      <w:r>
+        <w:rPr>
+          <w:rFonts w:ascii="Times New Roman" w:eastAsia="Times New Roman" w:hAnsi="Times New Roman" w:cs="Times New Roman"/>
+          <w:b/>
+          <w:bCs/>
+          <w:sz w:val="24"/>
+          <w:szCs w:val="24"/>
+        </w:rPr>
+        <w:t xml:space="preserve">${sellerFullName}</w:t>
+      </w:r>
+    </w:p>
+    <w:p>
+      <w:pPr>
+        <w:spacing w:after="100" w:afterAutospacing="1" w:line="240" w:lineRule="auto"/>
+        <w:jc w:val="both"/>
+        <w:rPr>
+          <w:rFonts w:ascii="Times New Roman" w:eastAsia="Times New Roman" w:hAnsi="Times New Roman" w:cs="Times New Roman"/>
+          <w:sz w:val="24"/>
+          <w:szCs w:val="24"/>
+        </w:rPr>
+      </w:pPr>
+      <w:r>
+        <w:rPr>
+          <w:rFonts w:ascii="Times New Roman" w:eastAsia="Times New Roman" w:hAnsi="Times New Roman" w:cs="Times New Roman"/>
+          <w:sz w:val="24"/>
+          <w:szCs w:val="24"/>
+        </w:rPr>
+        <w:t xml:space="preserve"> Адрес: </w:t>
+      </w:r>
+      <w:r>
+        <w:rPr>
+          <w:rFonts w:ascii="Times New Roman" w:eastAsia="Times New Roman" w:hAnsi="Times New Roman" w:cs="Times New Roman"/>
+          <w:b/>
+          <w:bCs/>
+          <w:sz w:val="24"/>
+          <w:szCs w:val="24"/>
+        </w:rPr>
+        <w:t>${buyerAddress}</w:t>
+        <w:tab/>
+        <w:tab/>
+        <w:tab/>
+        <w:tab/>
+        <w:tab/>
+      </w:r>
+      <w:r>
+        <w:rPr>
+          <w:rFonts w:ascii="Times New Roman" w:eastAsia="Times New Roman" w:hAnsi="Times New Roman" w:cs="Times New Roman"/>
+          <w:sz w:val="24"/>
+          <w:szCs w:val="24"/>
+        </w:rPr>
+        <w:t xml:space="preserve">Адрес: </w:t>
+      </w:r>
+      <w:r>
+        <w:rPr>
+          <w:rFonts w:ascii="Times New Roman" w:eastAsia="Times New Roman" w:hAnsi="Times New Roman" w:cs="Times New Roman"/>
+          <w:b/>
+          <w:bCs/>
+          <w:sz w:val="24"/>
+          <w:szCs w:val="24"/>
+        </w:rPr>
+        <w:t>${sellerAddress}</w:t>
+      </w:r>
+      <w:r>
+        <w:rPr>
+          <w:rFonts w:ascii="Times New Roman" w:eastAsia="Times New Roman" w:hAnsi="Times New Roman" w:cs="Times New Roman"/>
+          <w:sz w:val="24"/>
+          <w:szCs w:val="24"/>
+        </w:rPr>
         <w:t xml:space="preserve"> </w:t>
       </w:r>
-      <w:r>
-        <w:rPr>
-          <w:rFonts w:ascii="Times New Roman" w:eastAsia="Times New Roman" w:hAnsi="Times New Roman" w:cs="Times New Roman"/>
-          <w:sz w:val="24"/>
-          <w:szCs w:val="24"/>
-        </w:rPr>
-        <w:t xml:space="preserve">ФИО: </w:t>
-      </w:r>
-      <w:r>
-        <w:rPr>
-          <w:rFonts w:ascii="Times New Roman" w:eastAsia="Times New Roman" w:hAnsi="Times New Roman" w:cs="Times New Roman"/>
-          <w:b/>
-          <w:bCs/>
-          <w:sz w:val="24"/>
-          <w:szCs w:val="24"/>
-        </w:rPr>
-        <w:t xml:space="preserve">[Buyer </w:t>
-      </w:r>
-      <w:proofErr w:type="spellStart"/>
-      <w:r>
-        <w:rPr>
-          <w:rFonts w:ascii="Times New Roman" w:eastAsia="Times New Roman" w:hAnsi="Times New Roman" w:cs="Times New Roman"/>
-          <w:b/>
-          <w:bCs/>
-          <w:sz w:val="24"/>
-          <w:szCs w:val="24"/>
-        </w:rPr>
-        <w:t>FullName</w:t>
-      </w:r>
-      <w:proofErr w:type="spellEnd"/>
-      <w:r>
-        <w:rPr>
-          <w:rFonts w:ascii="Times New Roman" w:eastAsia="Times New Roman" w:hAnsi="Times New Roman" w:cs="Times New Roman"/>
-          <w:b/>
-          <w:bCs/>
-          <w:sz w:val="24"/>
-          <w:szCs w:val="24"/>
-        </w:rPr>
-        <w:t>]</w:t>
-      </w:r>
-      <w:r>
-        <w:rPr>
-          <w:rFonts w:ascii="Times New Roman" w:eastAsia="Times New Roman" w:hAnsi="Times New Roman" w:cs="Times New Roman"/>
-          <w:b/>
-          <w:bCs/>
+    </w:p>
+    <w:p>
+      <w:pPr>
+        <w:spacing w:after="100" w:afterAutospacing="1" w:line="240" w:lineRule="auto"/>
+        <w:jc w:val="both"/>
+        <w:rPr>
+          <w:rFonts w:ascii="Times New Roman" w:eastAsia="Times New Roman" w:hAnsi="Times New Roman" w:cs="Times New Roman"/>
+          <w:sz w:val="24"/>
+          <w:szCs w:val="24"/>
+        </w:rPr>
+      </w:pPr>
+      <w:r>
+        <w:rPr>
+          <w:rFonts w:ascii="Times New Roman" w:eastAsia="Times New Roman" w:hAnsi="Times New Roman" w:cs="Times New Roman"/>
+          <w:sz w:val="24"/>
+          <w:szCs w:val="24"/>
+        </w:rPr>
+        <w:t xml:space="preserve"> Email: </w:t>
+      </w:r>
+      <w:r>
+        <w:rPr>
+          <w:rFonts w:ascii="Times New Roman" w:eastAsia="Times New Roman" w:hAnsi="Times New Roman" w:cs="Times New Roman"/>
+          <w:b/>
+          <w:bCs/>
+          <w:sz w:val="24"/>
+          <w:szCs w:val="24"/>
+        </w:rPr>
+        <w:t>${buyerEmail}</w:t>
+        <w:tab/>
+        <w:tab/>
+        <w:tab/>
+        <w:tab/>
+        <w:tab/>
+      </w:r>
+      <w:r>
+        <w:rPr>
+          <w:rFonts w:ascii="Times New Roman" w:eastAsia="Times New Roman" w:hAnsi="Times New Roman" w:cs="Times New Roman"/>
+          <w:sz w:val="24"/>
+          <w:szCs w:val="24"/>
+        </w:rPr>
+        <w:t xml:space="preserve">Email: </w:t>
+      </w:r>
+      <w:r>
+        <w:rPr>
+          <w:rFonts w:ascii="Times New Roman" w:eastAsia="Times New Roman" w:hAnsi="Times New Roman" w:cs="Times New Roman"/>
+          <w:b/>
+          <w:bCs/>
+          <w:sz w:val="24"/>
+          <w:szCs w:val="24"/>
+        </w:rPr>
+        <w:t>${sellerEmail}</w:t>
+      </w:r>
+      <w:r>
+        <w:rPr>
+          <w:rFonts w:ascii="Times New Roman" w:eastAsia="Times New Roman" w:hAnsi="Times New Roman" w:cs="Times New Roman"/>
           <w:sz w:val="24"/>
           <w:szCs w:val="24"/>
         </w:rPr>
         <w:t xml:space="preserve"> </w:t>
       </w:r>
-      <w:r>
-        <w:rPr>
-          <w:rFonts w:ascii="Times New Roman" w:eastAsia="Times New Roman" w:hAnsi="Times New Roman" w:cs="Times New Roman"/>
-          <w:b/>
-          <w:bCs/>
-          <w:sz w:val="24"/>
-          <w:szCs w:val="24"/>
-        </w:rPr>
-        <w:tab/>
-      </w:r>
-      <w:r>
-        <w:rPr>
-          <w:rFonts w:ascii="Times New Roman" w:eastAsia="Times New Roman" w:hAnsi="Times New Roman" w:cs="Times New Roman"/>
-          <w:b/>
-          <w:bCs/>
-          <w:sz w:val="24"/>
-          <w:szCs w:val="24"/>
-        </w:rPr>
-        <w:tab/>
-      </w:r>
-      <w:r>
-        <w:rPr>
-          <w:rFonts w:ascii="Times New Roman" w:eastAsia="Times New Roman" w:hAnsi="Times New Roman" w:cs="Times New Roman"/>
-          <w:b/>
-          <w:bCs/>
-          <w:sz w:val="24"/>
-          <w:szCs w:val="24"/>
-        </w:rPr>
-        <w:tab/>
-      </w:r>
-      <w:r>
-        <w:rPr>
-          <w:rFonts w:ascii="Times New Roman" w:eastAsia="Times New Roman" w:hAnsi="Times New Roman" w:cs="Times New Roman"/>
-          <w:b/>
-          <w:bCs/>
-          <w:sz w:val="24"/>
-          <w:szCs w:val="24"/>
-        </w:rPr>
-        <w:tab/>
-      </w:r>
-      <w:r>
-        <w:rPr>
-          <w:rFonts w:ascii="Times New Roman" w:eastAsia="Times New Roman" w:hAnsi="Times New Roman" w:cs="Times New Roman"/>
-          <w:b/>
-          <w:bCs/>
-          <w:sz w:val="24"/>
-          <w:szCs w:val="24"/>
-        </w:rPr>
-        <w:tab/>
-      </w:r>
-      <w:r>
-        <w:rPr>
-          <w:rFonts w:ascii="Times New Roman" w:eastAsia="Times New Roman" w:hAnsi="Times New Roman" w:cs="Times New Roman"/>
-          <w:sz w:val="24"/>
-          <w:szCs w:val="24"/>
-        </w:rPr>
-        <w:t xml:space="preserve">ФИО: </w:t>
-      </w:r>
-      <w:r>
-        <w:rPr>
-          <w:rFonts w:ascii="Times New Roman" w:eastAsia="Times New Roman" w:hAnsi="Times New Roman" w:cs="Times New Roman"/>
-          <w:b/>
-          <w:bCs/>
-          <w:sz w:val="24"/>
-          <w:szCs w:val="24"/>
-        </w:rPr>
-        <w:t xml:space="preserve">[Seller </w:t>
-      </w:r>
-      <w:proofErr w:type="spellStart"/>
-      <w:r>
-        <w:rPr>
-          <w:rFonts w:ascii="Times New Roman" w:eastAsia="Times New Roman" w:hAnsi="Times New Roman" w:cs="Times New Roman"/>
-          <w:b/>
-          <w:bCs/>
-          <w:sz w:val="24"/>
-          <w:szCs w:val="24"/>
-        </w:rPr>
-        <w:t>FullName</w:t>
-      </w:r>
-      <w:proofErr w:type="spellEnd"/>
-      <w:r>
-        <w:rPr>
-          <w:rFonts w:ascii="Times New Roman" w:eastAsia="Times New Roman" w:hAnsi="Times New Roman" w:cs="Times New Roman"/>
-          <w:b/>
-          <w:bCs/>
-          <w:sz w:val="24"/>
-          <w:szCs w:val="24"/>
-        </w:rPr>
-        <w:t>]</w:t>
-      </w:r>
     </w:p>
     <w:p>
       <w:pPr>
@@ -335,397 +283,51 @@
         <w:jc w:val="both"/>
         <w:rPr>
           <w:rFonts w:ascii="Times New Roman" w:eastAsia="Times New Roman" w:hAnsi="Times New Roman" w:cs="Times New Roman"/>
-          <w:sz w:val="24"/>
-          <w:szCs w:val="24"/>
-        </w:rPr>
-      </w:pPr>
-      <w:r>
-        <w:rPr>
-          <w:rFonts w:ascii="Times New Roman" w:eastAsia="Times New Roman" w:hAnsi="Times New Roman" w:cs="Times New Roman"/>
-          <w:sz w:val="24"/>
-          <w:szCs w:val="24"/>
-        </w:rPr>
-        <w:t xml:space="preserve"> </w:t>
-      </w:r>
-      <w:proofErr w:type="spellStart"/>
-      <w:r>
-        <w:rPr>
-          <w:rFonts w:ascii="Times New Roman" w:eastAsia="Times New Roman" w:hAnsi="Times New Roman" w:cs="Times New Roman"/>
-          <w:sz w:val="24"/>
-          <w:szCs w:val="24"/>
-        </w:rPr>
-        <w:t>Адрес</w:t>
-      </w:r>
-      <w:proofErr w:type="spellEnd"/>
-      <w:r>
-        <w:rPr>
-          <w:rFonts w:ascii="Times New Roman" w:eastAsia="Times New Roman" w:hAnsi="Times New Roman" w:cs="Times New Roman"/>
-          <w:sz w:val="24"/>
-          <w:szCs w:val="24"/>
-        </w:rPr>
-        <w:t xml:space="preserve">: </w:t>
-      </w:r>
-      <w:r>
-        <w:rPr>
-          <w:rFonts w:ascii="Times New Roman" w:eastAsia="Times New Roman" w:hAnsi="Times New Roman" w:cs="Times New Roman"/>
-          <w:b/>
-          <w:bCs/>
-          <w:sz w:val="24"/>
-          <w:szCs w:val="24"/>
-        </w:rPr>
-        <w:t>[Seller Address]</w:t>
-      </w:r>
-      <w:r>
-        <w:rPr>
-          <w:rFonts w:ascii="Times New Roman" w:eastAsia="Times New Roman" w:hAnsi="Times New Roman" w:cs="Times New Roman"/>
-          <w:b/>
-          <w:bCs/>
-          <w:sz w:val="24"/>
-          <w:szCs w:val="24"/>
-        </w:rPr>
-        <w:tab/>
-      </w:r>
-      <w:r>
-        <w:rPr>
-          <w:rFonts w:ascii="Times New Roman" w:eastAsia="Times New Roman" w:hAnsi="Times New Roman" w:cs="Times New Roman"/>
-          <w:b/>
-          <w:bCs/>
-          <w:sz w:val="24"/>
-          <w:szCs w:val="24"/>
-        </w:rPr>
-        <w:tab/>
-      </w:r>
-      <w:r>
-        <w:rPr>
-          <w:rFonts w:ascii="Times New Roman" w:eastAsia="Times New Roman" w:hAnsi="Times New Roman" w:cs="Times New Roman"/>
-          <w:b/>
-          <w:bCs/>
-          <w:sz w:val="24"/>
-          <w:szCs w:val="24"/>
-        </w:rPr>
-        <w:tab/>
-      </w:r>
-      <w:r>
-        <w:rPr>
-          <w:rFonts w:ascii="Times New Roman" w:eastAsia="Times New Roman" w:hAnsi="Times New Roman" w:cs="Times New Roman"/>
-          <w:b/>
-          <w:bCs/>
-          <w:sz w:val="24"/>
-          <w:szCs w:val="24"/>
-        </w:rPr>
-        <w:tab/>
-      </w:r>
-      <w:r>
-        <w:rPr>
-          <w:rFonts w:ascii="Times New Roman" w:eastAsia="Times New Roman" w:hAnsi="Times New Roman" w:cs="Times New Roman"/>
-          <w:b/>
-          <w:bCs/>
-          <w:sz w:val="24"/>
-          <w:szCs w:val="24"/>
-        </w:rPr>
-        <w:tab/>
-      </w:r>
-      <w:proofErr w:type="spellStart"/>
-      <w:r>
-        <w:rPr>
-          <w:rFonts w:ascii="Times New Roman" w:eastAsia="Times New Roman" w:hAnsi="Times New Roman" w:cs="Times New Roman"/>
-          <w:sz w:val="24"/>
-          <w:szCs w:val="24"/>
-        </w:rPr>
-        <w:t>Адрес</w:t>
-      </w:r>
-      <w:proofErr w:type="spellEnd"/>
-      <w:r>
-        <w:rPr>
-          <w:rFonts w:ascii="Times New Roman" w:eastAsia="Times New Roman" w:hAnsi="Times New Roman" w:cs="Times New Roman"/>
-          <w:sz w:val="24"/>
-          <w:szCs w:val="24"/>
-        </w:rPr>
-        <w:t xml:space="preserve">: </w:t>
-      </w:r>
-      <w:r>
-        <w:rPr>
-          <w:rFonts w:ascii="Times New Roman" w:eastAsia="Times New Roman" w:hAnsi="Times New Roman" w:cs="Times New Roman"/>
-          <w:b/>
-          <w:bCs/>
-          <w:sz w:val="24"/>
-          <w:szCs w:val="24"/>
-        </w:rPr>
-        <w:t>[Buyer Address]</w:t>
-      </w:r>
-      <w:r>
-        <w:rPr>
-          <w:rFonts w:ascii="Times New Roman" w:eastAsia="Times New Roman" w:hAnsi="Times New Roman" w:cs="Times New Roman"/>
-          <w:sz w:val="24"/>
-          <w:szCs w:val="24"/>
-        </w:rPr>
-        <w:t xml:space="preserve"> </w:t>
-      </w:r>
-    </w:p>
-    <w:p>
-      <w:pPr>
-        <w:spacing w:after="100" w:afterAutospacing="1" w:line="240" w:lineRule="auto"/>
-        <w:jc w:val="both"/>
-        <w:rPr>
-          <w:rFonts w:ascii="Times New Roman" w:eastAsia="Times New Roman" w:hAnsi="Times New Roman" w:cs="Times New Roman"/>
-          <w:sz w:val="24"/>
-          <w:szCs w:val="24"/>
-        </w:rPr>
-      </w:pPr>
-      <w:r>
-        <w:rPr>
-          <w:rFonts w:ascii="Times New Roman" w:eastAsia="Times New Roman" w:hAnsi="Times New Roman" w:cs="Times New Roman"/>
-          <w:sz w:val="24"/>
-          <w:szCs w:val="24"/>
-        </w:rPr>
-        <w:t xml:space="preserve"> Email: </w:t>
-      </w:r>
-      <w:r>
-        <w:rPr>
-          <w:rFonts w:ascii="Times New Roman" w:eastAsia="Times New Roman" w:hAnsi="Times New Roman" w:cs="Times New Roman"/>
-          <w:b/>
-          <w:bCs/>
-          <w:sz w:val="24"/>
-          <w:szCs w:val="24"/>
-        </w:rPr>
-        <w:t>[Seller Email]</w:t>
-      </w:r>
-      <w:r>
-        <w:rPr>
-          <w:rFonts w:ascii="Times New Roman" w:eastAsia="Times New Roman" w:hAnsi="Times New Roman" w:cs="Times New Roman"/>
-          <w:b/>
-          <w:bCs/>
-          <w:sz w:val="24"/>
-          <w:szCs w:val="24"/>
-        </w:rPr>
-        <w:tab/>
-      </w:r>
-      <w:r>
-        <w:rPr>
-          <w:rFonts w:ascii="Times New Roman" w:eastAsia="Times New Roman" w:hAnsi="Times New Roman" w:cs="Times New Roman"/>
-          <w:b/>
-          <w:bCs/>
-          <w:sz w:val="24"/>
-          <w:szCs w:val="24"/>
-        </w:rPr>
-        <w:tab/>
-      </w:r>
-      <w:r>
-        <w:rPr>
-          <w:rFonts w:ascii="Times New Roman" w:eastAsia="Times New Roman" w:hAnsi="Times New Roman" w:cs="Times New Roman"/>
-          <w:b/>
-          <w:bCs/>
-          <w:sz w:val="24"/>
-          <w:szCs w:val="24"/>
-        </w:rPr>
-        <w:tab/>
-      </w:r>
-      <w:r>
-        <w:rPr>
-          <w:rFonts w:ascii="Times New Roman" w:eastAsia="Times New Roman" w:hAnsi="Times New Roman" w:cs="Times New Roman"/>
-          <w:b/>
-          <w:bCs/>
-          <w:sz w:val="24"/>
-          <w:szCs w:val="24"/>
-        </w:rPr>
-        <w:tab/>
-      </w:r>
-      <w:r>
-        <w:rPr>
-          <w:rFonts w:ascii="Times New Roman" w:eastAsia="Times New Roman" w:hAnsi="Times New Roman" w:cs="Times New Roman"/>
-          <w:b/>
-          <w:bCs/>
-          <w:sz w:val="24"/>
-          <w:szCs w:val="24"/>
-        </w:rPr>
-        <w:tab/>
-      </w:r>
-      <w:r>
-        <w:rPr>
-          <w:rFonts w:ascii="Times New Roman" w:eastAsia="Times New Roman" w:hAnsi="Times New Roman" w:cs="Times New Roman"/>
-          <w:sz w:val="24"/>
-          <w:szCs w:val="24"/>
-        </w:rPr>
-        <w:t xml:space="preserve">Email: </w:t>
-      </w:r>
-      <w:r>
-        <w:rPr>
-          <w:rFonts w:ascii="Times New Roman" w:eastAsia="Times New Roman" w:hAnsi="Times New Roman" w:cs="Times New Roman"/>
-          <w:b/>
-          <w:bCs/>
-          <w:sz w:val="24"/>
-          <w:szCs w:val="24"/>
-        </w:rPr>
-        <w:t>[Buyer Email]</w:t>
-      </w:r>
-      <w:r>
-        <w:rPr>
-          <w:rFonts w:ascii="Times New Roman" w:eastAsia="Times New Roman" w:hAnsi="Times New Roman" w:cs="Times New Roman"/>
-          <w:sz w:val="24"/>
-          <w:szCs w:val="24"/>
-        </w:rPr>
-        <w:t xml:space="preserve"> </w:t>
-      </w:r>
-    </w:p>
-    <w:p>
-      <w:pPr>
-        <w:spacing w:after="100" w:afterAutospacing="1" w:line="240" w:lineRule="auto"/>
-        <w:jc w:val="both"/>
-        <w:rPr>
-          <w:rFonts w:ascii="Times New Roman" w:eastAsia="Times New Roman" w:hAnsi="Times New Roman" w:cs="Times New Roman"/>
-          <w:b/>
-          <w:bCs/>
-          <w:sz w:val="24"/>
-          <w:szCs w:val="24"/>
-        </w:rPr>
-      </w:pPr>
-      <w:r>
-        <w:rPr>
-          <w:rFonts w:ascii="Times New Roman" w:eastAsia="Times New Roman" w:hAnsi="Times New Roman" w:cs="Times New Roman"/>
-          <w:sz w:val="24"/>
-          <w:szCs w:val="24"/>
-        </w:rPr>
-        <w:t xml:space="preserve"> </w:t>
-      </w:r>
-      <w:proofErr w:type="spellStart"/>
-      <w:r>
-        <w:rPr>
-          <w:rFonts w:ascii="Times New Roman" w:eastAsia="Times New Roman" w:hAnsi="Times New Roman" w:cs="Times New Roman"/>
-          <w:sz w:val="24"/>
-          <w:szCs w:val="24"/>
-        </w:rPr>
-        <w:t>Телефон</w:t>
-      </w:r>
-      <w:proofErr w:type="spellEnd"/>
-      <w:r>
-        <w:rPr>
-          <w:rFonts w:ascii="Times New Roman" w:eastAsia="Times New Roman" w:hAnsi="Times New Roman" w:cs="Times New Roman"/>
-          <w:sz w:val="24"/>
-          <w:szCs w:val="24"/>
-        </w:rPr>
-        <w:t xml:space="preserve">: </w:t>
-      </w:r>
-      <w:r>
-        <w:rPr>
-          <w:rFonts w:ascii="Times New Roman" w:eastAsia="Times New Roman" w:hAnsi="Times New Roman" w:cs="Times New Roman"/>
-          <w:b/>
-          <w:bCs/>
-          <w:sz w:val="24"/>
-          <w:szCs w:val="24"/>
-        </w:rPr>
-        <w:t xml:space="preserve">[Seller </w:t>
-      </w:r>
-      <w:proofErr w:type="spellStart"/>
-      <w:r>
-        <w:rPr>
-          <w:rFonts w:ascii="Times New Roman" w:eastAsia="Times New Roman" w:hAnsi="Times New Roman" w:cs="Times New Roman"/>
-          <w:b/>
-          <w:bCs/>
-          <w:sz w:val="24"/>
-          <w:szCs w:val="24"/>
-        </w:rPr>
-        <w:t>PhoneNumber</w:t>
-      </w:r>
-      <w:proofErr w:type="spellEnd"/>
-      <w:r>
-        <w:rPr>
-          <w:rFonts w:ascii="Times New Roman" w:eastAsia="Times New Roman" w:hAnsi="Times New Roman" w:cs="Times New Roman"/>
-          <w:b/>
-          <w:bCs/>
-          <w:sz w:val="24"/>
-          <w:szCs w:val="24"/>
-        </w:rPr>
-        <w:t>]</w:t>
-      </w:r>
-      <w:r>
-        <w:rPr>
-          <w:rFonts w:ascii="Times New Roman" w:eastAsia="Times New Roman" w:hAnsi="Times New Roman" w:cs="Times New Roman"/>
-          <w:b/>
-          <w:bCs/>
-          <w:sz w:val="24"/>
-          <w:szCs w:val="24"/>
-        </w:rPr>
-        <w:tab/>
-      </w:r>
-      <w:r>
-        <w:rPr>
-          <w:rFonts w:ascii="Times New Roman" w:eastAsia="Times New Roman" w:hAnsi="Times New Roman" w:cs="Times New Roman"/>
-          <w:b/>
-          <w:bCs/>
-          <w:sz w:val="24"/>
-          <w:szCs w:val="24"/>
-        </w:rPr>
-        <w:tab/>
-      </w:r>
-      <w:r>
-        <w:rPr>
-          <w:rFonts w:ascii="Times New Roman" w:eastAsia="Times New Roman" w:hAnsi="Times New Roman" w:cs="Times New Roman"/>
-          <w:b/>
-          <w:bCs/>
-          <w:sz w:val="24"/>
-          <w:szCs w:val="24"/>
-        </w:rPr>
-        <w:tab/>
-      </w:r>
-      <w:r>
-        <w:rPr>
-          <w:rFonts w:ascii="Times New Roman" w:eastAsia="Times New Roman" w:hAnsi="Times New Roman" w:cs="Times New Roman"/>
-          <w:b/>
-          <w:bCs/>
-          <w:sz w:val="24"/>
-          <w:szCs w:val="24"/>
-        </w:rPr>
-        <w:tab/>
-      </w:r>
-      <w:proofErr w:type="spellStart"/>
-      <w:r>
-        <w:rPr>
-          <w:rFonts w:ascii="Times New Roman" w:eastAsia="Times New Roman" w:hAnsi="Times New Roman" w:cs="Times New Roman"/>
-          <w:sz w:val="24"/>
-          <w:szCs w:val="24"/>
-        </w:rPr>
-        <w:t>Телефон</w:t>
-      </w:r>
-      <w:proofErr w:type="spellEnd"/>
-      <w:r>
-        <w:rPr>
-          <w:rFonts w:ascii="Times New Roman" w:eastAsia="Times New Roman" w:hAnsi="Times New Roman" w:cs="Times New Roman"/>
-          <w:sz w:val="24"/>
-          <w:szCs w:val="24"/>
-        </w:rPr>
-        <w:t xml:space="preserve">: </w:t>
-      </w:r>
-      <w:r>
-        <w:rPr>
-          <w:rFonts w:ascii="Times New Roman" w:eastAsia="Times New Roman" w:hAnsi="Times New Roman" w:cs="Times New Roman"/>
-          <w:b/>
-          <w:bCs/>
-          <w:sz w:val="24"/>
-          <w:szCs w:val="24"/>
-        </w:rPr>
-        <w:t xml:space="preserve">[Buyer </w:t>
-      </w:r>
-      <w:proofErr w:type="spellStart"/>
-      <w:r>
-        <w:rPr>
-          <w:rFonts w:ascii="Times New Roman" w:eastAsia="Times New Roman" w:hAnsi="Times New Roman" w:cs="Times New Roman"/>
-          <w:b/>
-          <w:bCs/>
-          <w:sz w:val="24"/>
-          <w:szCs w:val="24"/>
-        </w:rPr>
-        <w:t>PhoneNumber</w:t>
-      </w:r>
-      <w:proofErr w:type="spellEnd"/>
-      <w:r>
-        <w:rPr>
-          <w:rFonts w:ascii="Times New Roman" w:eastAsia="Times New Roman" w:hAnsi="Times New Roman" w:cs="Times New Roman"/>
-          <w:b/>
-          <w:bCs/>
-          <w:sz w:val="24"/>
-          <w:szCs w:val="24"/>
-        </w:rPr>
-        <w:t>]</w:t>
+          <w:b/>
+          <w:bCs/>
+          <w:sz w:val="24"/>
+          <w:szCs w:val="24"/>
+        </w:rPr>
+      </w:pPr>
+      <w:r>
+        <w:rPr>
+          <w:rFonts w:ascii="Times New Roman" w:eastAsia="Times New Roman" w:hAnsi="Times New Roman" w:cs="Times New Roman"/>
+          <w:sz w:val="24"/>
+          <w:szCs w:val="24"/>
+        </w:rPr>
+        <w:t xml:space="preserve"> Телефон: </w:t>
+      </w:r>
+      <w:r>
+        <w:rPr>
+          <w:rFonts w:ascii="Times New Roman" w:eastAsia="Times New Roman" w:hAnsi="Times New Roman" w:cs="Times New Roman"/>
+          <w:b/>
+          <w:bCs/>
+          <w:sz w:val="24"/>
+          <w:szCs w:val="24"/>
+        </w:rPr>
+        <w:t xml:space="preserve">${buyerPhoneNumber}</w:t>
+        <w:tab/>
+        <w:tab/>
+        <w:tab/>
+        <w:tab/>
+      </w:r>
+      <w:r>
+        <w:rPr>
+          <w:rFonts w:ascii="Times New Roman" w:eastAsia="Times New Roman" w:hAnsi="Times New Roman" w:cs="Times New Roman"/>
+          <w:sz w:val="24"/>
+          <w:szCs w:val="24"/>
+        </w:rPr>
+        <w:t xml:space="preserve">Телефон: </w:t>
+      </w:r>
+      <w:r>
+        <w:rPr>
+          <w:rFonts w:ascii="Times New Roman" w:eastAsia="Times New Roman" w:hAnsi="Times New Roman" w:cs="Times New Roman"/>
+          <w:b/>
+          <w:bCs/>
+          <w:sz w:val="24"/>
+          <w:szCs w:val="24"/>
+        </w:rPr>
+        <w:t xml:space="preserve">${sellerPhoneNumber}</w:t>
       </w:r>
     </w:p>
     <w:p>
@@ -749,7 +351,6 @@
           <w:szCs w:val="24"/>
         </w:rPr>
       </w:pPr>
-      <w:proofErr w:type="spellStart"/>
       <w:r>
         <w:rPr>
           <w:rFonts w:ascii="Times New Roman" w:eastAsia="Times New Roman" w:hAnsi="Times New Roman" w:cs="Times New Roman"/>
@@ -760,7 +361,6 @@
         </w:rPr>
         <w:t>Менеджер</w:t>
       </w:r>
-      <w:proofErr w:type="spellEnd"/>
       <w:r>
         <w:rPr>
           <w:rFonts w:ascii="Times New Roman" w:eastAsia="Times New Roman" w:hAnsi="Times New Roman" w:cs="Times New Roman"/>
@@ -796,29 +396,7 @@
           <w:sz w:val="24"/>
           <w:szCs w:val="24"/>
         </w:rPr>
-        <w:t xml:space="preserve">[Manager </w:t>
-      </w:r>
-      <w:proofErr w:type="spellStart"/>
-      <w:r>
-        <w:rPr>
-          <w:rFonts w:ascii="Times New Roman" w:eastAsia="Times New Roman" w:hAnsi="Times New Roman" w:cs="Times New Roman"/>
-          <w:b/>
-          <w:bCs/>
-          <w:sz w:val="24"/>
-          <w:szCs w:val="24"/>
-        </w:rPr>
-        <w:t>FullName</w:t>
-      </w:r>
-      <w:proofErr w:type="spellEnd"/>
-      <w:r>
-        <w:rPr>
-          <w:rFonts w:ascii="Times New Roman" w:eastAsia="Times New Roman" w:hAnsi="Times New Roman" w:cs="Times New Roman"/>
-          <w:b/>
-          <w:bCs/>
-          <w:sz w:val="24"/>
-          <w:szCs w:val="24"/>
-        </w:rPr>
-        <w:t>]</w:t>
+        <w:t xml:space="preserve">${managerFullName}</w:t>
       </w:r>
     </w:p>
     <w:p>
@@ -831,33 +409,23 @@
           <w:szCs w:val="24"/>
         </w:rPr>
       </w:pPr>
-      <w:proofErr w:type="spellStart"/>
-      <w:r>
-        <w:rPr>
-          <w:rFonts w:ascii="Times New Roman" w:eastAsia="Times New Roman" w:hAnsi="Times New Roman" w:cs="Times New Roman"/>
-          <w:sz w:val="24"/>
-          <w:szCs w:val="24"/>
-        </w:rPr>
-        <w:t>Адрес</w:t>
-      </w:r>
-      <w:proofErr w:type="spellEnd"/>
-      <w:r>
-        <w:rPr>
-          <w:rFonts w:ascii="Times New Roman" w:eastAsia="Times New Roman" w:hAnsi="Times New Roman" w:cs="Times New Roman"/>
-          <w:sz w:val="24"/>
-          <w:szCs w:val="24"/>
-        </w:rPr>
-        <w:t xml:space="preserve">: </w:t>
-      </w:r>
-      <w:r>
-        <w:rPr>
-          <w:rFonts w:ascii="Times New Roman" w:eastAsia="Times New Roman" w:hAnsi="Times New Roman" w:cs="Times New Roman"/>
-          <w:b/>
-          <w:bCs/>
-          <w:sz w:val="24"/>
-          <w:szCs w:val="24"/>
-        </w:rPr>
-        <w:t>[Manager Address]</w:t>
+      <w:r>
+        <w:rPr>
+          <w:rFonts w:ascii="Times New Roman" w:eastAsia="Times New Roman" w:hAnsi="Times New Roman" w:cs="Times New Roman"/>
+          <w:sz w:val="24"/>
+          <w:szCs w:val="24"/>
+        </w:rPr>
+        <w:t xml:space="preserve">Адрес: </w:t>
+      </w:r>
+      <w:r>
+        <w:rPr>
+          <w:rFonts w:ascii="Times New Roman" w:eastAsia="Times New Roman" w:hAnsi="Times New Roman" w:cs="Times New Roman"/>
+          <w:b/>
+          <w:bCs/>
+          <w:sz w:val="24"/>
+          <w:szCs w:val="24"/>
+        </w:rPr>
+        <w:t>${managerAddress}</w:t>
       </w:r>
     </w:p>
     <w:p>
@@ -888,7 +456,7 @@
           <w:sz w:val="24"/>
           <w:szCs w:val="24"/>
         </w:rPr>
-        <w:t>[Manager Email]</w:t>
+        <w:t>${managerEmail}</w:t>
       </w:r>
     </w:p>
     <w:p>
@@ -901,55 +469,23 @@
           <w:szCs w:val="24"/>
         </w:rPr>
       </w:pPr>
-      <w:proofErr w:type="spellStart"/>
-      <w:r>
-        <w:rPr>
-          <w:rFonts w:ascii="Times New Roman" w:eastAsia="Times New Roman" w:hAnsi="Times New Roman" w:cs="Times New Roman"/>
-          <w:sz w:val="24"/>
-          <w:szCs w:val="24"/>
-        </w:rPr>
-        <w:t>Телефон</w:t>
-      </w:r>
-      <w:proofErr w:type="spellEnd"/>
-      <w:r>
-        <w:rPr>
-          <w:rFonts w:ascii="Times New Roman" w:eastAsia="Times New Roman" w:hAnsi="Times New Roman" w:cs="Times New Roman"/>
-          <w:sz w:val="24"/>
-          <w:szCs w:val="24"/>
-        </w:rPr>
-        <w:t xml:space="preserve">: </w:t>
-      </w:r>
-      <w:r>
-        <w:rPr>
-          <w:rFonts w:ascii="Times New Roman" w:eastAsia="Times New Roman" w:hAnsi="Times New Roman" w:cs="Times New Roman"/>
-          <w:b/>
-          <w:bCs/>
-          <w:sz w:val="24"/>
-          <w:szCs w:val="24"/>
-        </w:rPr>
-        <w:t xml:space="preserve">[Manager </w:t>
-      </w:r>
-      <w:proofErr w:type="spellStart"/>
-      <w:r>
-        <w:rPr>
-          <w:rFonts w:ascii="Times New Roman" w:eastAsia="Times New Roman" w:hAnsi="Times New Roman" w:cs="Times New Roman"/>
-          <w:b/>
-          <w:bCs/>
-          <w:sz w:val="24"/>
-          <w:szCs w:val="24"/>
-        </w:rPr>
-        <w:t>PhoneNumber</w:t>
-      </w:r>
-      <w:proofErr w:type="spellEnd"/>
-      <w:r>
-        <w:rPr>
-          <w:rFonts w:ascii="Times New Roman" w:eastAsia="Times New Roman" w:hAnsi="Times New Roman" w:cs="Times New Roman"/>
-          <w:b/>
-          <w:bCs/>
-          <w:sz w:val="24"/>
-          <w:szCs w:val="24"/>
-        </w:rPr>
-        <w:t>]</w:t>
+      <w:r>
+        <w:rPr>
+          <w:rFonts w:ascii="Times New Roman" w:eastAsia="Times New Roman" w:hAnsi="Times New Roman" w:cs="Times New Roman"/>
+          <w:sz w:val="24"/>
+          <w:szCs w:val="24"/>
+        </w:rPr>
+        <w:t xml:space="preserve">Телефон: </w:t>
+      </w:r>
+      <w:r>
+        <w:rPr>
+          <w:rFonts w:ascii="Times New Roman" w:eastAsia="Times New Roman" w:hAnsi="Times New Roman" w:cs="Times New Roman"/>
+          <w:b/>
+          <w:bCs/>
+          <w:sz w:val="24"/>
+          <w:szCs w:val="24"/>
+        </w:rPr>
+        <w:t xml:space="preserve">${managerPhoneNumber}</w:t>
       </w:r>
     </w:p>
     <w:p>
@@ -1036,49 +572,41 @@
           <w:szCs w:val="24"/>
           <w:lang w:val="ru-RU"/>
         </w:rPr>
-        <w:t>[</w:t>
-      </w:r>
-      <w:r>
-        <w:rPr>
-          <w:rFonts w:ascii="Times New Roman" w:eastAsia="Times New Roman" w:hAnsi="Times New Roman" w:cs="Times New Roman"/>
-          <w:b/>
-          <w:bCs/>
-          <w:sz w:val="24"/>
-          <w:szCs w:val="24"/>
-        </w:rPr>
-        <w:t>Product</w:t>
-      </w:r>
-      <w:r>
-        <w:rPr>
-          <w:rFonts w:ascii="Times New Roman" w:eastAsia="Times New Roman" w:hAnsi="Times New Roman" w:cs="Times New Roman"/>
-          <w:b/>
-          <w:bCs/>
+        <w:t xml:space="preserve">${productName}</w:t>
+      </w:r>
+      <w:r>
+        <w:rPr>
+          <w:rFonts w:ascii="Times New Roman" w:eastAsia="Times New Roman" w:hAnsi="Times New Roman" w:cs="Times New Roman"/>
           <w:sz w:val="24"/>
           <w:szCs w:val="24"/>
           <w:lang w:val="ru-RU"/>
         </w:rPr>
         <w:t xml:space="preserve"> </w:t>
       </w:r>
-      <w:r>
-        <w:rPr>
-          <w:rFonts w:ascii="Times New Roman" w:eastAsia="Times New Roman" w:hAnsi="Times New Roman" w:cs="Times New Roman"/>
-          <w:b/>
-          <w:bCs/>
-          <w:sz w:val="24"/>
-          <w:szCs w:val="24"/>
-        </w:rPr>
-        <w:t>Name</w:t>
-      </w:r>
-      <w:r>
-        <w:rPr>
-          <w:rFonts w:ascii="Times New Roman" w:eastAsia="Times New Roman" w:hAnsi="Times New Roman" w:cs="Times New Roman"/>
-          <w:b/>
-          <w:bCs/>
-          <w:sz w:val="24"/>
-          <w:szCs w:val="24"/>
-          <w:lang w:val="ru-RU"/>
-        </w:rPr>
-        <w:t>]</w:t>
+    </w:p>
+    <w:p>
+      <w:pPr>
+        <w:spacing w:before="100" w:beforeAutospacing="1" w:after="100" w:afterAutospacing="1" w:line="240" w:lineRule="auto"/>
+        <w:jc w:val="both"/>
+        <w:rPr>
+          <w:rFonts w:ascii="Times New Roman" w:eastAsia="Times New Roman" w:hAnsi="Times New Roman" w:cs="Times New Roman"/>
+          <w:b/>
+          <w:bCs/>
+          <w:sz w:val="24"/>
+          <w:szCs w:val="24"/>
+          <w:lang w:val="ru-RU"/>
+        </w:rPr>
+      </w:pPr>
+      <w:r>
+        <w:rPr>
+          <w:rFonts w:ascii="Times New Roman" w:eastAsia="Times New Roman" w:hAnsi="Times New Roman" w:cs="Times New Roman"/>
+          <w:b/>
+          <w:bCs/>
+          <w:sz w:val="24"/>
+          <w:szCs w:val="24"/>
+          <w:lang w:val="ru-RU"/>
+        </w:rPr>
+        <w:t>Тип товара:</w:t>
       </w:r>
       <w:r>
         <w:rPr>
@@ -1089,6 +617,17 @@
         </w:rPr>
         <w:t xml:space="preserve"> </w:t>
       </w:r>
+      <w:r>
+        <w:rPr>
+          <w:rFonts w:ascii="Times New Roman" w:eastAsia="Times New Roman" w:hAnsi="Times New Roman" w:cs="Times New Roman"/>
+          <w:b/>
+          <w:bCs/>
+          <w:sz w:val="24"/>
+          <w:szCs w:val="24"/>
+          <w:lang w:val="ru-RU"/>
+        </w:rPr>
+        <w:t xml:space="preserve">${productType}</w:t>
+      </w:r>
     </w:p>
     <w:p>
       <w:pPr>
@@ -1096,24 +635,11 @@
         <w:jc w:val="both"/>
         <w:rPr>
           <w:rFonts w:ascii="Times New Roman" w:eastAsia="Times New Roman" w:hAnsi="Times New Roman" w:cs="Times New Roman"/>
-          <w:b/>
-          <w:bCs/>
-          <w:sz w:val="24"/>
-          <w:szCs w:val="24"/>
-          <w:lang w:val="ru-RU"/>
-        </w:rPr>
-      </w:pPr>
-      <w:r>
-        <w:rPr>
-          <w:rFonts w:ascii="Times New Roman" w:eastAsia="Times New Roman" w:hAnsi="Times New Roman" w:cs="Times New Roman"/>
-          <w:b/>
-          <w:bCs/>
-          <w:sz w:val="24"/>
-          <w:szCs w:val="24"/>
-          <w:lang w:val="ru-RU"/>
-        </w:rPr>
-        <w:t>Тип товара:</w:t>
-      </w:r>
+          <w:sz w:val="24"/>
+          <w:szCs w:val="24"/>
+          <w:lang w:val="ru-RU"/>
+        </w:rPr>
+      </w:pPr>
       <w:r>
         <w:rPr>
           <w:rFonts w:ascii="Times New Roman" w:eastAsia="Times New Roman" w:hAnsi="Times New Roman" w:cs="Times New Roman"/>
@@ -1132,23 +658,11 @@
           <w:szCs w:val="24"/>
           <w:lang w:val="ru-RU"/>
         </w:rPr>
-        <w:t>[</w:t>
-      </w:r>
-      <w:r>
-        <w:rPr>
-          <w:rFonts w:ascii="Times New Roman" w:eastAsia="Times New Roman" w:hAnsi="Times New Roman" w:cs="Times New Roman"/>
-          <w:b/>
-          <w:bCs/>
-          <w:sz w:val="24"/>
-          <w:szCs w:val="24"/>
-        </w:rPr>
-        <w:t>Product</w:t>
-      </w:r>
-      <w:r>
-        <w:rPr>
-          <w:rFonts w:ascii="Times New Roman" w:eastAsia="Times New Roman" w:hAnsi="Times New Roman" w:cs="Times New Roman"/>
-          <w:b/>
-          <w:bCs/>
+        <w:t>Количество:</w:t>
+      </w:r>
+      <w:r>
+        <w:rPr>
+          <w:rFonts w:ascii="Times New Roman" w:eastAsia="Times New Roman" w:hAnsi="Times New Roman" w:cs="Times New Roman"/>
           <w:sz w:val="24"/>
           <w:szCs w:val="24"/>
           <w:lang w:val="ru-RU"/>
@@ -1162,19 +676,18 @@
           <w:bCs/>
           <w:sz w:val="24"/>
           <w:szCs w:val="24"/>
-        </w:rPr>
-        <w:t>Type</w:t>
-      </w:r>
-      <w:r>
-        <w:rPr>
-          <w:rFonts w:ascii="Times New Roman" w:eastAsia="Times New Roman" w:hAnsi="Times New Roman" w:cs="Times New Roman"/>
-          <w:b/>
-          <w:bCs/>
-          <w:sz w:val="24"/>
-          <w:szCs w:val="24"/>
-          <w:lang w:val="ru-RU"/>
-        </w:rPr>
-        <w:t>]</w:t>
+          <w:lang w:val="ru-RU"/>
+        </w:rPr>
+        <w:t xml:space="preserve">${quantity}</w:t>
+      </w:r>
+      <w:r>
+        <w:rPr>
+          <w:rFonts w:ascii="Times New Roman" w:eastAsia="Times New Roman" w:hAnsi="Times New Roman" w:cs="Times New Roman"/>
+          <w:sz w:val="24"/>
+          <w:szCs w:val="24"/>
+          <w:lang w:val="ru-RU"/>
+        </w:rPr>
+        <w:t xml:space="preserve"> шт. </w:t>
       </w:r>
     </w:p>
     <w:p>
@@ -1191,6 +704,17 @@
       <w:r>
         <w:rPr>
           <w:rFonts w:ascii="Times New Roman" w:eastAsia="Times New Roman" w:hAnsi="Times New Roman" w:cs="Times New Roman"/>
+          <w:b/>
+          <w:bCs/>
+          <w:sz w:val="24"/>
+          <w:szCs w:val="24"/>
+          <w:lang w:val="ru-RU"/>
+        </w:rPr>
+        <w:t>Итоговая стоимость:</w:t>
+      </w:r>
+      <w:r>
+        <w:rPr>
+          <w:rFonts w:ascii="Times New Roman" w:eastAsia="Times New Roman" w:hAnsi="Times New Roman" w:cs="Times New Roman"/>
           <w:sz w:val="24"/>
           <w:szCs w:val="24"/>
           <w:lang w:val="ru-RU"/>
@@ -1206,123 +730,7 @@
           <w:szCs w:val="24"/>
           <w:lang w:val="ru-RU"/>
         </w:rPr>
-        <w:t>Количество:</w:t>
-      </w:r>
-      <w:r>
-        <w:rPr>
-          <w:rFonts w:ascii="Times New Roman" w:eastAsia="Times New Roman" w:hAnsi="Times New Roman" w:cs="Times New Roman"/>
-          <w:sz w:val="24"/>
-          <w:szCs w:val="24"/>
-          <w:lang w:val="ru-RU"/>
-        </w:rPr>
-        <w:t xml:space="preserve"> </w:t>
-      </w:r>
-      <w:r>
-        <w:rPr>
-          <w:rFonts w:ascii="Times New Roman" w:eastAsia="Times New Roman" w:hAnsi="Times New Roman" w:cs="Times New Roman"/>
-          <w:b/>
-          <w:bCs/>
-          <w:sz w:val="24"/>
-          <w:szCs w:val="24"/>
-          <w:lang w:val="ru-RU"/>
-        </w:rPr>
-        <w:t>[</w:t>
-      </w:r>
-      <w:r>
-        <w:rPr>
-          <w:rFonts w:ascii="Times New Roman" w:eastAsia="Times New Roman" w:hAnsi="Times New Roman" w:cs="Times New Roman"/>
-          <w:b/>
-          <w:bCs/>
-          <w:sz w:val="24"/>
-          <w:szCs w:val="24"/>
-        </w:rPr>
-        <w:t>Quantity</w:t>
-      </w:r>
-      <w:r>
-        <w:rPr>
-          <w:rFonts w:ascii="Times New Roman" w:eastAsia="Times New Roman" w:hAnsi="Times New Roman" w:cs="Times New Roman"/>
-          <w:b/>
-          <w:bCs/>
-          <w:sz w:val="24"/>
-          <w:szCs w:val="24"/>
-          <w:lang w:val="ru-RU"/>
-        </w:rPr>
-        <w:t>]</w:t>
-      </w:r>
-      <w:r>
-        <w:rPr>
-          <w:rFonts w:ascii="Times New Roman" w:eastAsia="Times New Roman" w:hAnsi="Times New Roman" w:cs="Times New Roman"/>
-          <w:sz w:val="24"/>
-          <w:szCs w:val="24"/>
-          <w:lang w:val="ru-RU"/>
-        </w:rPr>
-        <w:t xml:space="preserve"> шт. </w:t>
-      </w:r>
-    </w:p>
-    <w:p>
-      <w:pPr>
-        <w:spacing w:before="100" w:beforeAutospacing="1" w:after="100" w:afterAutospacing="1" w:line="240" w:lineRule="auto"/>
-        <w:jc w:val="both"/>
-        <w:rPr>
-          <w:rFonts w:ascii="Times New Roman" w:eastAsia="Times New Roman" w:hAnsi="Times New Roman" w:cs="Times New Roman"/>
-          <w:sz w:val="24"/>
-          <w:szCs w:val="24"/>
-          <w:lang w:val="ru-RU"/>
-        </w:rPr>
-      </w:pPr>
-      <w:r>
-        <w:rPr>
-          <w:rFonts w:ascii="Times New Roman" w:eastAsia="Times New Roman" w:hAnsi="Times New Roman" w:cs="Times New Roman"/>
-          <w:b/>
-          <w:bCs/>
-          <w:sz w:val="24"/>
-          <w:szCs w:val="24"/>
-          <w:lang w:val="ru-RU"/>
-        </w:rPr>
-        <w:t>Итоговая стоимость:</w:t>
-      </w:r>
-      <w:r>
-        <w:rPr>
-          <w:rFonts w:ascii="Times New Roman" w:eastAsia="Times New Roman" w:hAnsi="Times New Roman" w:cs="Times New Roman"/>
-          <w:sz w:val="24"/>
-          <w:szCs w:val="24"/>
-          <w:lang w:val="ru-RU"/>
-        </w:rPr>
-        <w:t xml:space="preserve"> </w:t>
-      </w:r>
-      <w:r>
-        <w:rPr>
-          <w:rFonts w:ascii="Times New Roman" w:eastAsia="Times New Roman" w:hAnsi="Times New Roman" w:cs="Times New Roman"/>
-          <w:b/>
-          <w:bCs/>
-          <w:sz w:val="24"/>
-          <w:szCs w:val="24"/>
-          <w:lang w:val="ru-RU"/>
-        </w:rPr>
-        <w:t>[</w:t>
-      </w:r>
-      <w:proofErr w:type="spellStart"/>
-      <w:r>
-        <w:rPr>
-          <w:rFonts w:ascii="Times New Roman" w:eastAsia="Times New Roman" w:hAnsi="Times New Roman" w:cs="Times New Roman"/>
-          <w:b/>
-          <w:bCs/>
-          <w:sz w:val="24"/>
-          <w:szCs w:val="24"/>
-        </w:rPr>
-        <w:t>TotalPrice</w:t>
-      </w:r>
-      <w:proofErr w:type="spellEnd"/>
-      <w:r>
-        <w:rPr>
-          <w:rFonts w:ascii="Times New Roman" w:eastAsia="Times New Roman" w:hAnsi="Times New Roman" w:cs="Times New Roman"/>
-          <w:b/>
-          <w:bCs/>
-          <w:sz w:val="24"/>
-          <w:szCs w:val="24"/>
-          <w:lang w:val="ru-RU"/>
-        </w:rPr>
-        <w:t>]</w:t>
+        <w:t xml:space="preserve">${totalPrice}</w:t>
       </w:r>
       <w:r>
         <w:rPr>
@@ -1407,51 +815,7 @@
           <w:szCs w:val="24"/>
           <w:lang w:val="ru-RU"/>
         </w:rPr>
-        <w:t>[</w:t>
-      </w:r>
-      <w:r>
-        <w:rPr>
-          <w:rFonts w:ascii="Times New Roman" w:eastAsia="Times New Roman" w:hAnsi="Times New Roman" w:cs="Times New Roman"/>
-          <w:b/>
-          <w:bCs/>
-          <w:sz w:val="24"/>
-          <w:szCs w:val="24"/>
-        </w:rPr>
-        <w:t>Buyer</w:t>
-      </w:r>
-      <w:r>
-        <w:rPr>
-          <w:rFonts w:ascii="Times New Roman" w:eastAsia="Times New Roman" w:hAnsi="Times New Roman" w:cs="Times New Roman"/>
-          <w:b/>
-          <w:bCs/>
-          <w:sz w:val="24"/>
-          <w:szCs w:val="24"/>
-          <w:lang w:val="ru-RU"/>
-        </w:rPr>
-        <w:t xml:space="preserve"> </w:t>
-      </w:r>
-      <w:proofErr w:type="spellStart"/>
-      <w:r>
-        <w:rPr>
-          <w:rFonts w:ascii="Times New Roman" w:eastAsia="Times New Roman" w:hAnsi="Times New Roman" w:cs="Times New Roman"/>
-          <w:b/>
-          <w:bCs/>
-          <w:sz w:val="24"/>
-          <w:szCs w:val="24"/>
-        </w:rPr>
-        <w:t>FullName</w:t>
-      </w:r>
-      <w:proofErr w:type="spellEnd"/>
-      <w:r>
-        <w:rPr>
-          <w:rFonts w:ascii="Times New Roman" w:eastAsia="Times New Roman" w:hAnsi="Times New Roman" w:cs="Times New Roman"/>
-          <w:b/>
-          <w:bCs/>
-          <w:sz w:val="24"/>
-          <w:szCs w:val="24"/>
-          <w:lang w:val="ru-RU"/>
-        </w:rPr>
-        <w:t>]</w:t>
+        <w:t xml:space="preserve">${buyerFullName}</w:t>
       </w:r>
       <w:r>
         <w:rPr>
@@ -1473,55 +837,23 @@
           <w:szCs w:val="24"/>
         </w:rPr>
       </w:pPr>
-      <w:proofErr w:type="spellStart"/>
-      <w:r>
-        <w:rPr>
-          <w:rFonts w:ascii="Times New Roman" w:eastAsia="Times New Roman" w:hAnsi="Times New Roman" w:cs="Times New Roman"/>
-          <w:sz w:val="24"/>
-          <w:szCs w:val="24"/>
-        </w:rPr>
-        <w:t>Продавец</w:t>
-      </w:r>
-      <w:proofErr w:type="spellEnd"/>
-      <w:r>
-        <w:rPr>
-          <w:rFonts w:ascii="Times New Roman" w:eastAsia="Times New Roman" w:hAnsi="Times New Roman" w:cs="Times New Roman"/>
-          <w:sz w:val="24"/>
-          <w:szCs w:val="24"/>
-        </w:rPr>
-        <w:t xml:space="preserve"> ___________________________ / </w:t>
-      </w:r>
-      <w:r>
-        <w:rPr>
-          <w:rFonts w:ascii="Times New Roman" w:eastAsia="Times New Roman" w:hAnsi="Times New Roman" w:cs="Times New Roman"/>
-          <w:b/>
-          <w:bCs/>
-          <w:sz w:val="24"/>
-          <w:szCs w:val="24"/>
-        </w:rPr>
-        <w:t xml:space="preserve">[Seller </w:t>
-      </w:r>
-      <w:proofErr w:type="spellStart"/>
-      <w:r>
-        <w:rPr>
-          <w:rFonts w:ascii="Times New Roman" w:eastAsia="Times New Roman" w:hAnsi="Times New Roman" w:cs="Times New Roman"/>
-          <w:b/>
-          <w:bCs/>
-          <w:sz w:val="24"/>
-          <w:szCs w:val="24"/>
-        </w:rPr>
-        <w:t>FullName</w:t>
-      </w:r>
-      <w:proofErr w:type="spellEnd"/>
-      <w:r>
-        <w:rPr>
-          <w:rFonts w:ascii="Times New Roman" w:eastAsia="Times New Roman" w:hAnsi="Times New Roman" w:cs="Times New Roman"/>
-          <w:b/>
-          <w:bCs/>
-          <w:sz w:val="24"/>
-          <w:szCs w:val="24"/>
-        </w:rPr>
-        <w:t>]</w:t>
+      <w:r>
+        <w:rPr>
+          <w:rFonts w:ascii="Times New Roman" w:eastAsia="Times New Roman" w:hAnsi="Times New Roman" w:cs="Times New Roman"/>
+          <w:sz w:val="24"/>
+          <w:szCs w:val="24"/>
+        </w:rPr>
+        <w:t xml:space="preserve">Продавец ___________________________ / </w:t>
+      </w:r>
+      <w:r>
+        <w:rPr>
+          <w:rFonts w:ascii="Times New Roman" w:eastAsia="Times New Roman" w:hAnsi="Times New Roman" w:cs="Times New Roman"/>
+          <w:b/>
+          <w:bCs/>
+          <w:sz w:val="24"/>
+          <w:szCs w:val="24"/>
+        </w:rPr>
+        <w:t xml:space="preserve">${sellerFullName}</w:t>
       </w:r>
       <w:r>
         <w:rPr>
@@ -1542,55 +874,23 @@
           <w:szCs w:val="24"/>
         </w:rPr>
       </w:pPr>
-      <w:proofErr w:type="spellStart"/>
-      <w:r>
-        <w:rPr>
-          <w:rFonts w:ascii="Times New Roman" w:eastAsia="Times New Roman" w:hAnsi="Times New Roman" w:cs="Times New Roman"/>
-          <w:sz w:val="24"/>
-          <w:szCs w:val="24"/>
-        </w:rPr>
-        <w:t>Менеджер</w:t>
-      </w:r>
-      <w:proofErr w:type="spellEnd"/>
-      <w:r>
-        <w:rPr>
-          <w:rFonts w:ascii="Times New Roman" w:eastAsia="Times New Roman" w:hAnsi="Times New Roman" w:cs="Times New Roman"/>
-          <w:sz w:val="24"/>
-          <w:szCs w:val="24"/>
-        </w:rPr>
-        <w:t xml:space="preserve"> ___________________________ / </w:t>
-      </w:r>
-      <w:r>
-        <w:rPr>
-          <w:rFonts w:ascii="Times New Roman" w:eastAsia="Times New Roman" w:hAnsi="Times New Roman" w:cs="Times New Roman"/>
-          <w:b/>
-          <w:bCs/>
-          <w:sz w:val="24"/>
-          <w:szCs w:val="24"/>
-        </w:rPr>
-        <w:t xml:space="preserve">[Manager </w:t>
-      </w:r>
-      <w:proofErr w:type="spellStart"/>
-      <w:r>
-        <w:rPr>
-          <w:rFonts w:ascii="Times New Roman" w:eastAsia="Times New Roman" w:hAnsi="Times New Roman" w:cs="Times New Roman"/>
-          <w:b/>
-          <w:bCs/>
-          <w:sz w:val="24"/>
-          <w:szCs w:val="24"/>
-        </w:rPr>
-        <w:t>FullName</w:t>
-      </w:r>
-      <w:proofErr w:type="spellEnd"/>
-      <w:r>
-        <w:rPr>
-          <w:rFonts w:ascii="Times New Roman" w:eastAsia="Times New Roman" w:hAnsi="Times New Roman" w:cs="Times New Roman"/>
-          <w:b/>
-          <w:bCs/>
-          <w:sz w:val="24"/>
-          <w:szCs w:val="24"/>
-        </w:rPr>
-        <w:t>]</w:t>
+      <w:r>
+        <w:rPr>
+          <w:rFonts w:ascii="Times New Roman" w:eastAsia="Times New Roman" w:hAnsi="Times New Roman" w:cs="Times New Roman"/>
+          <w:sz w:val="24"/>
+          <w:szCs w:val="24"/>
+        </w:rPr>
+        <w:t xml:space="preserve">Менеджер ___________________________ / </w:t>
+      </w:r>
+      <w:r>
+        <w:rPr>
+          <w:rFonts w:ascii="Times New Roman" w:eastAsia="Times New Roman" w:hAnsi="Times New Roman" w:cs="Times New Roman"/>
+          <w:b/>
+          <w:bCs/>
+          <w:sz w:val="24"/>
+          <w:szCs w:val="24"/>
+        </w:rPr>
+        <w:t xml:space="preserve">${managerFullName}</w:t>
       </w:r>
       <w:r>
         <w:rPr>
@@ -1611,23 +911,13 @@
           <w:szCs w:val="24"/>
         </w:rPr>
       </w:pPr>
-      <w:proofErr w:type="spellStart"/>
-      <w:r>
-        <w:rPr>
-          <w:rFonts w:ascii="Times New Roman" w:eastAsia="Times New Roman" w:hAnsi="Times New Roman" w:cs="Times New Roman"/>
-          <w:sz w:val="24"/>
-          <w:szCs w:val="24"/>
-        </w:rPr>
-        <w:t>Дата</w:t>
-      </w:r>
-      <w:proofErr w:type="spellEnd"/>
-      <w:r>
-        <w:rPr>
-          <w:rFonts w:ascii="Times New Roman" w:eastAsia="Times New Roman" w:hAnsi="Times New Roman" w:cs="Times New Roman"/>
-          <w:sz w:val="24"/>
-          <w:szCs w:val="24"/>
-        </w:rPr>
-        <w:t>: ___________________________</w:t>
+      <w:r>
+        <w:rPr>
+          <w:rFonts w:ascii="Times New Roman" w:eastAsia="Times New Roman" w:hAnsi="Times New Roman" w:cs="Times New Roman"/>
+          <w:sz w:val="24"/>
+          <w:szCs w:val="24"/>
+        </w:rPr>
+        <w:t>Дата: ___________________________</w:t>
       </w:r>
     </w:p>
     <w:p>
